--- a/storage/vorlage/projekte/bop/word/pa/Anwesenheitsliste-PA.docx
+++ b/storage/vorlage/projekte/bop/word/pa/Anwesenheitsliste-PA.docx
@@ -1696,7 +1696,7 @@
       </w:tr>
       <w:tr>
         <w:trPr>
-          <w:trHeight w:val="409"/>
+          <w:trHeight w:val="340" w:hRule="exact"/>
         </w:trPr>
         <w:tc>
           <w:tcPr>
@@ -1813,7 +1813,7 @@
       </w:tr>
       <w:tr>
         <w:trPr>
-          <w:trHeight w:val="409"/>
+          <w:trHeight w:val="340" w:hRule="exact"/>
         </w:trPr>
         <w:tc>
           <w:tcPr>
@@ -1930,7 +1930,7 @@
       </w:tr>
       <w:tr>
         <w:trPr>
-          <w:trHeight w:val="409"/>
+          <w:trHeight w:val="340" w:hRule="exact"/>
         </w:trPr>
         <w:tc>
           <w:tcPr>
@@ -2047,7 +2047,7 @@
       </w:tr>
       <w:tr>
         <w:trPr>
-          <w:trHeight w:val="409"/>
+          <w:trHeight w:val="340" w:hRule="exact"/>
         </w:trPr>
         <w:tc>
           <w:tcPr>
@@ -2164,7 +2164,7 @@
       </w:tr>
       <w:tr>
         <w:trPr>
-          <w:trHeight w:val="409"/>
+          <w:trHeight w:val="340" w:hRule="exact"/>
         </w:trPr>
         <w:tc>
           <w:tcPr>
@@ -2281,7 +2281,7 @@
       </w:tr>
       <w:tr>
         <w:trPr>
-          <w:trHeight w:val="409"/>
+          <w:trHeight w:val="340" w:hRule="exact"/>
         </w:trPr>
         <w:tc>
           <w:tcPr>
@@ -2398,7 +2398,7 @@
       </w:tr>
       <w:tr>
         <w:trPr>
-          <w:trHeight w:val="409"/>
+          <w:trHeight w:val="340" w:hRule="exact"/>
         </w:trPr>
         <w:tc>
           <w:tcPr>
@@ -2515,7 +2515,7 @@
       </w:tr>
       <w:tr>
         <w:trPr>
-          <w:trHeight w:val="409"/>
+          <w:trHeight w:val="340" w:hRule="exact"/>
         </w:trPr>
         <w:tc>
           <w:tcPr>
@@ -2632,7 +2632,7 @@
       </w:tr>
       <w:tr>
         <w:trPr>
-          <w:trHeight w:val="409"/>
+          <w:trHeight w:val="340" w:hRule="exact"/>
         </w:trPr>
         <w:tc>
           <w:tcPr>
@@ -2749,7 +2749,7 @@
       </w:tr>
       <w:tr>
         <w:trPr>
-          <w:trHeight w:val="409"/>
+          <w:trHeight w:val="340" w:hRule="exact"/>
         </w:trPr>
         <w:tc>
           <w:tcPr>
@@ -2866,7 +2866,7 @@
       </w:tr>
       <w:tr>
         <w:trPr>
-          <w:trHeight w:val="409"/>
+          <w:trHeight w:val="340" w:hRule="exact"/>
         </w:trPr>
         <w:tc>
           <w:tcPr>
@@ -2983,7 +2983,7 @@
       </w:tr>
       <w:tr>
         <w:trPr>
-          <w:trHeight w:val="409"/>
+          <w:trHeight w:val="340" w:hRule="exact"/>
         </w:trPr>
         <w:tc>
           <w:tcPr>
@@ -3100,7 +3100,7 @@
       </w:tr>
       <w:tr>
         <w:trPr>
-          <w:trHeight w:val="409"/>
+          <w:trHeight w:val="340" w:hRule="exact"/>
         </w:trPr>
         <w:tc>
           <w:tcPr>
@@ -3217,7 +3217,7 @@
       </w:tr>
       <w:tr>
         <w:trPr>
-          <w:trHeight w:val="409"/>
+          <w:trHeight w:val="340" w:hRule="exact"/>
         </w:trPr>
         <w:tc>
           <w:tcPr>
@@ -3334,7 +3334,7 @@
       </w:tr>
       <w:tr>
         <w:trPr>
-          <w:trHeight w:val="409"/>
+          <w:trHeight w:val="340" w:hRule="exact"/>
         </w:trPr>
         <w:tc>
           <w:tcPr>
@@ -3354,7 +3354,6 @@
                 <w:sz w:val="20"/>
                 <w:szCs w:val="20"/>
               </w:rPr>
-              <w:lastRenderedPageBreak/>
               <w:t>15</w:t>
             </w:r>
           </w:p>
@@ -3452,7 +3451,7 @@
       </w:tr>
       <w:tr>
         <w:trPr>
-          <w:trHeight w:val="409"/>
+          <w:trHeight w:val="340" w:hRule="exact"/>
         </w:trPr>
         <w:tc>
           <w:tcPr>
@@ -3569,7 +3568,7 @@
       </w:tr>
       <w:tr>
         <w:trPr>
-          <w:trHeight w:val="409"/>
+          <w:trHeight w:val="340" w:hRule="exact"/>
         </w:trPr>
         <w:tc>
           <w:tcPr>
@@ -3686,7 +3685,7 @@
       </w:tr>
       <w:tr>
         <w:trPr>
-          <w:trHeight w:val="409"/>
+          <w:trHeight w:val="340" w:hRule="exact"/>
         </w:trPr>
         <w:tc>
           <w:tcPr>
@@ -3803,7 +3802,7 @@
       </w:tr>
       <w:tr>
         <w:trPr>
-          <w:trHeight w:val="409"/>
+          <w:trHeight w:val="340" w:hRule="exact"/>
         </w:trPr>
         <w:tc>
           <w:tcPr>
@@ -3920,7 +3919,7 @@
       </w:tr>
       <w:tr>
         <w:trPr>
-          <w:trHeight w:val="409"/>
+          <w:trHeight w:val="340" w:hRule="exact"/>
         </w:trPr>
         <w:tc>
           <w:tcPr>
@@ -4037,7 +4036,7 @@
       </w:tr>
       <w:tr>
         <w:trPr>
-          <w:trHeight w:val="409"/>
+          <w:trHeight w:val="340" w:hRule="exact"/>
         </w:trPr>
         <w:tc>
           <w:tcPr>
@@ -4154,7 +4153,7 @@
       </w:tr>
       <w:tr>
         <w:trPr>
-          <w:trHeight w:val="409"/>
+          <w:trHeight w:val="340" w:hRule="exact"/>
         </w:trPr>
         <w:tc>
           <w:tcPr>
@@ -4271,7 +4270,7 @@
       </w:tr>
       <w:tr>
         <w:trPr>
-          <w:trHeight w:val="409"/>
+          <w:trHeight w:val="340" w:hRule="exact"/>
         </w:trPr>
         <w:tc>
           <w:tcPr>
@@ -4388,7 +4387,7 @@
       </w:tr>
       <w:tr>
         <w:trPr>
-          <w:trHeight w:val="409"/>
+          <w:trHeight w:val="340" w:hRule="exact"/>
         </w:trPr>
         <w:tc>
           <w:tcPr>
@@ -4505,7 +4504,7 @@
       </w:tr>
       <w:tr>
         <w:trPr>
-          <w:trHeight w:val="409"/>
+          <w:trHeight w:val="340" w:hRule="exact"/>
         </w:trPr>
         <w:tc>
           <w:tcPr>
@@ -4622,7 +4621,7 @@
       </w:tr>
       <w:tr>
         <w:trPr>
-          <w:trHeight w:val="409"/>
+          <w:trHeight w:val="340" w:hRule="exact"/>
         </w:trPr>
         <w:tc>
           <w:tcPr>
@@ -4739,7 +4738,7 @@
       </w:tr>
       <w:tr>
         <w:trPr>
-          <w:trHeight w:val="409"/>
+          <w:trHeight w:val="340" w:hRule="exact"/>
         </w:trPr>
         <w:tc>
           <w:tcPr>
@@ -4856,7 +4855,7 @@
       </w:tr>
       <w:tr>
         <w:trPr>
-          <w:trHeight w:val="409"/>
+          <w:trHeight w:val="340" w:hRule="exact"/>
         </w:trPr>
         <w:tc>
           <w:tcPr>
@@ -4987,7 +4986,7 @@
       </w:tr>
       <w:tr>
         <w:trPr>
-          <w:trHeight w:val="409"/>
+          <w:trHeight w:val="340" w:hRule="exact"/>
         </w:trPr>
         <w:tc>
           <w:tcPr>
@@ -5118,7 +5117,7 @@
       </w:tr>
       <w:tr>
         <w:trPr>
-          <w:trHeight w:val="409"/>
+          <w:trHeight w:val="340" w:hRule="exact"/>
         </w:trPr>
         <w:tc>
           <w:tcPr>
@@ -5173,6 +5172,530 @@
             </w:pPr>
             <w:r>
               <w:t>${vorname30}</w:t>
+            </w:r>
+          </w:p>
+        </w:tc>
+        <w:tc>
+          <w:tcPr>
+            <w:tcW w:w="2409" w:type="dxa"/>
+          </w:tcPr>
+          <w:p>
+            <w:pPr>
+              <w:rPr>
+                <w:rFonts w:ascii="Arial" w:hAnsi="Arial" w:cs="Arial"/>
+                <w:sz w:val="20"/>
+                <w:szCs w:val="20"/>
+              </w:rPr>
+            </w:pPr>
+          </w:p>
+        </w:tc>
+        <w:tc>
+          <w:tcPr>
+            <w:tcW w:w="2410" w:type="dxa"/>
+          </w:tcPr>
+          <w:p>
+            <w:pPr>
+              <w:rPr>
+                <w:rFonts w:ascii="Arial" w:hAnsi="Arial" w:cs="Arial"/>
+                <w:sz w:val="20"/>
+                <w:szCs w:val="20"/>
+              </w:rPr>
+            </w:pPr>
+          </w:p>
+        </w:tc>
+        <w:tc>
+          <w:tcPr>
+            <w:tcW w:w="2410" w:type="dxa"/>
+          </w:tcPr>
+          <w:p>
+            <w:pPr>
+              <w:rPr>
+                <w:rFonts w:ascii="Arial" w:hAnsi="Arial" w:cs="Arial"/>
+                <w:sz w:val="20"/>
+                <w:szCs w:val="20"/>
+              </w:rPr>
+            </w:pPr>
+          </w:p>
+        </w:tc>
+        <w:tc>
+          <w:tcPr>
+            <w:tcW w:w="1271" w:type="dxa"/>
+          </w:tcPr>
+          <w:p>
+            <w:pPr>
+              <w:rPr>
+                <w:rFonts w:ascii="Arial" w:hAnsi="Arial" w:cs="Arial"/>
+                <w:sz w:val="20"/>
+                <w:szCs w:val="20"/>
+              </w:rPr>
+            </w:pPr>
+          </w:p>
+        </w:tc>
+        <w:tc>
+          <w:tcPr>
+            <w:tcW w:w="992" w:type="dxa"/>
+          </w:tcPr>
+          <w:p>
+            <w:pPr>
+              <w:rPr>
+                <w:rFonts w:ascii="Arial" w:hAnsi="Arial" w:cs="Arial"/>
+                <w:sz w:val="20"/>
+                <w:szCs w:val="20"/>
+              </w:rPr>
+            </w:pPr>
+          </w:p>
+        </w:tc>
+      </w:tr>
+      <w:tr>
+        <w:trPr>
+          <w:trHeight w:val="340" w:hRule="exact"/>
+        </w:trPr>
+        <w:tc>
+          <w:tcPr>
+            <w:tcW w:w="846" w:type="dxa"/>
+          </w:tcPr>
+          <w:p>
+            <w:pPr>
+              <w:rPr>
+                <w:rFonts w:ascii="Arial" w:hAnsi="Arial" w:cs="Arial"/>
+                <w:sz w:val="20"/>
+                <w:szCs w:val="20"/>
+              </w:rPr>
+            </w:pPr>
+            <w:r>
+              <w:rPr>
+                <w:rFonts w:ascii="Arial" w:hAnsi="Arial" w:cs="Arial"/>
+                <w:sz w:val="20"/>
+                <w:szCs w:val="20"/>
+              </w:rPr>
+              <w:t>31</w:t>
+            </w:r>
+          </w:p>
+        </w:tc>
+        <w:tc>
+          <w:tcPr>
+            <w:tcW w:w="1843" w:type="dxa"/>
+          </w:tcPr>
+          <w:p>
+            <w:pPr>
+              <w:rPr>
+                <w:rFonts w:ascii="Arial" w:hAnsi="Arial" w:cs="Arial"/>
+                <w:sz w:val="20"/>
+                <w:szCs w:val="20"/>
+              </w:rPr>
+            </w:pPr>
+            <w:r>
+              <w:t>${nachname31}</w:t>
+            </w:r>
+          </w:p>
+        </w:tc>
+        <w:tc>
+          <w:tcPr>
+            <w:tcW w:w="1701" w:type="dxa"/>
+          </w:tcPr>
+          <w:p>
+            <w:pPr>
+              <w:rPr>
+                <w:rFonts w:ascii="Arial" w:hAnsi="Arial" w:cs="Arial"/>
+                <w:sz w:val="20"/>
+                <w:szCs w:val="20"/>
+              </w:rPr>
+            </w:pPr>
+            <w:r>
+              <w:t>${vorname31}</w:t>
+            </w:r>
+          </w:p>
+        </w:tc>
+        <w:tc>
+          <w:tcPr>
+            <w:tcW w:w="2409" w:type="dxa"/>
+          </w:tcPr>
+          <w:p>
+            <w:pPr>
+              <w:rPr>
+                <w:rFonts w:ascii="Arial" w:hAnsi="Arial" w:cs="Arial"/>
+                <w:sz w:val="20"/>
+                <w:szCs w:val="20"/>
+              </w:rPr>
+            </w:pPr>
+          </w:p>
+        </w:tc>
+        <w:tc>
+          <w:tcPr>
+            <w:tcW w:w="2410" w:type="dxa"/>
+          </w:tcPr>
+          <w:p>
+            <w:pPr>
+              <w:rPr>
+                <w:rFonts w:ascii="Arial" w:hAnsi="Arial" w:cs="Arial"/>
+                <w:sz w:val="20"/>
+                <w:szCs w:val="20"/>
+              </w:rPr>
+            </w:pPr>
+          </w:p>
+        </w:tc>
+        <w:tc>
+          <w:tcPr>
+            <w:tcW w:w="2410" w:type="dxa"/>
+          </w:tcPr>
+          <w:p>
+            <w:pPr>
+              <w:rPr>
+                <w:rFonts w:ascii="Arial" w:hAnsi="Arial" w:cs="Arial"/>
+                <w:sz w:val="20"/>
+                <w:szCs w:val="20"/>
+              </w:rPr>
+            </w:pPr>
+          </w:p>
+        </w:tc>
+        <w:tc>
+          <w:tcPr>
+            <w:tcW w:w="1271" w:type="dxa"/>
+          </w:tcPr>
+          <w:p>
+            <w:pPr>
+              <w:rPr>
+                <w:rFonts w:ascii="Arial" w:hAnsi="Arial" w:cs="Arial"/>
+                <w:sz w:val="20"/>
+                <w:szCs w:val="20"/>
+              </w:rPr>
+            </w:pPr>
+          </w:p>
+        </w:tc>
+        <w:tc>
+          <w:tcPr>
+            <w:tcW w:w="992" w:type="dxa"/>
+          </w:tcPr>
+          <w:p>
+            <w:pPr>
+              <w:rPr>
+                <w:rFonts w:ascii="Arial" w:hAnsi="Arial" w:cs="Arial"/>
+                <w:sz w:val="20"/>
+                <w:szCs w:val="20"/>
+              </w:rPr>
+            </w:pPr>
+          </w:p>
+        </w:tc>
+      </w:tr>
+      <w:tr>
+        <w:trPr>
+          <w:trHeight w:val="340" w:hRule="exact"/>
+        </w:trPr>
+        <w:tc>
+          <w:tcPr>
+            <w:tcW w:w="846" w:type="dxa"/>
+          </w:tcPr>
+          <w:p>
+            <w:pPr>
+              <w:rPr>
+                <w:rFonts w:ascii="Arial" w:hAnsi="Arial" w:cs="Arial"/>
+                <w:sz w:val="20"/>
+                <w:szCs w:val="20"/>
+              </w:rPr>
+            </w:pPr>
+            <w:r>
+              <w:rPr>
+                <w:rFonts w:ascii="Arial" w:hAnsi="Arial" w:cs="Arial"/>
+                <w:sz w:val="20"/>
+                <w:szCs w:val="20"/>
+              </w:rPr>
+              <w:t>32</w:t>
+            </w:r>
+          </w:p>
+        </w:tc>
+        <w:tc>
+          <w:tcPr>
+            <w:tcW w:w="1843" w:type="dxa"/>
+          </w:tcPr>
+          <w:p>
+            <w:pPr>
+              <w:rPr>
+                <w:rFonts w:ascii="Arial" w:hAnsi="Arial" w:cs="Arial"/>
+                <w:sz w:val="20"/>
+                <w:szCs w:val="20"/>
+              </w:rPr>
+            </w:pPr>
+            <w:r>
+              <w:t>${nachname32}</w:t>
+            </w:r>
+          </w:p>
+        </w:tc>
+        <w:tc>
+          <w:tcPr>
+            <w:tcW w:w="1701" w:type="dxa"/>
+          </w:tcPr>
+          <w:p>
+            <w:pPr>
+              <w:rPr>
+                <w:rFonts w:ascii="Arial" w:hAnsi="Arial" w:cs="Arial"/>
+                <w:sz w:val="20"/>
+                <w:szCs w:val="20"/>
+              </w:rPr>
+            </w:pPr>
+            <w:r>
+              <w:t>${vorname32}</w:t>
+            </w:r>
+          </w:p>
+        </w:tc>
+        <w:tc>
+          <w:tcPr>
+            <w:tcW w:w="2409" w:type="dxa"/>
+          </w:tcPr>
+          <w:p>
+            <w:pPr>
+              <w:rPr>
+                <w:rFonts w:ascii="Arial" w:hAnsi="Arial" w:cs="Arial"/>
+                <w:sz w:val="20"/>
+                <w:szCs w:val="20"/>
+              </w:rPr>
+            </w:pPr>
+          </w:p>
+        </w:tc>
+        <w:tc>
+          <w:tcPr>
+            <w:tcW w:w="2410" w:type="dxa"/>
+          </w:tcPr>
+          <w:p>
+            <w:pPr>
+              <w:rPr>
+                <w:rFonts w:ascii="Arial" w:hAnsi="Arial" w:cs="Arial"/>
+                <w:sz w:val="20"/>
+                <w:szCs w:val="20"/>
+              </w:rPr>
+            </w:pPr>
+          </w:p>
+        </w:tc>
+        <w:tc>
+          <w:tcPr>
+            <w:tcW w:w="2410" w:type="dxa"/>
+          </w:tcPr>
+          <w:p>
+            <w:pPr>
+              <w:rPr>
+                <w:rFonts w:ascii="Arial" w:hAnsi="Arial" w:cs="Arial"/>
+                <w:sz w:val="20"/>
+                <w:szCs w:val="20"/>
+              </w:rPr>
+            </w:pPr>
+          </w:p>
+        </w:tc>
+        <w:tc>
+          <w:tcPr>
+            <w:tcW w:w="1271" w:type="dxa"/>
+          </w:tcPr>
+          <w:p>
+            <w:pPr>
+              <w:rPr>
+                <w:rFonts w:ascii="Arial" w:hAnsi="Arial" w:cs="Arial"/>
+                <w:sz w:val="20"/>
+                <w:szCs w:val="20"/>
+              </w:rPr>
+            </w:pPr>
+          </w:p>
+        </w:tc>
+        <w:tc>
+          <w:tcPr>
+            <w:tcW w:w="992" w:type="dxa"/>
+          </w:tcPr>
+          <w:p>
+            <w:pPr>
+              <w:rPr>
+                <w:rFonts w:ascii="Arial" w:hAnsi="Arial" w:cs="Arial"/>
+                <w:sz w:val="20"/>
+                <w:szCs w:val="20"/>
+              </w:rPr>
+            </w:pPr>
+          </w:p>
+        </w:tc>
+      </w:tr>
+      <w:tr>
+        <w:trPr>
+          <w:trHeight w:val="340" w:hRule="exact"/>
+        </w:trPr>
+        <w:tc>
+          <w:tcPr>
+            <w:tcW w:w="846" w:type="dxa"/>
+          </w:tcPr>
+          <w:p>
+            <w:pPr>
+              <w:rPr>
+                <w:rFonts w:ascii="Arial" w:hAnsi="Arial" w:cs="Arial"/>
+                <w:sz w:val="20"/>
+                <w:szCs w:val="20"/>
+              </w:rPr>
+            </w:pPr>
+            <w:r>
+              <w:rPr>
+                <w:rFonts w:ascii="Arial" w:hAnsi="Arial" w:cs="Arial"/>
+                <w:sz w:val="20"/>
+                <w:szCs w:val="20"/>
+              </w:rPr>
+              <w:t>33</w:t>
+            </w:r>
+          </w:p>
+        </w:tc>
+        <w:tc>
+          <w:tcPr>
+            <w:tcW w:w="1843" w:type="dxa"/>
+          </w:tcPr>
+          <w:p>
+            <w:pPr>
+              <w:rPr>
+                <w:rFonts w:ascii="Arial" w:hAnsi="Arial" w:cs="Arial"/>
+                <w:sz w:val="20"/>
+                <w:szCs w:val="20"/>
+              </w:rPr>
+            </w:pPr>
+            <w:r>
+              <w:t>${nachname33}</w:t>
+            </w:r>
+          </w:p>
+        </w:tc>
+        <w:tc>
+          <w:tcPr>
+            <w:tcW w:w="1701" w:type="dxa"/>
+          </w:tcPr>
+          <w:p>
+            <w:pPr>
+              <w:rPr>
+                <w:rFonts w:ascii="Arial" w:hAnsi="Arial" w:cs="Arial"/>
+                <w:sz w:val="20"/>
+                <w:szCs w:val="20"/>
+              </w:rPr>
+            </w:pPr>
+            <w:r>
+              <w:t>${vorname33}</w:t>
+            </w:r>
+          </w:p>
+        </w:tc>
+        <w:tc>
+          <w:tcPr>
+            <w:tcW w:w="2409" w:type="dxa"/>
+          </w:tcPr>
+          <w:p>
+            <w:pPr>
+              <w:rPr>
+                <w:rFonts w:ascii="Arial" w:hAnsi="Arial" w:cs="Arial"/>
+                <w:sz w:val="20"/>
+                <w:szCs w:val="20"/>
+              </w:rPr>
+            </w:pPr>
+          </w:p>
+        </w:tc>
+        <w:tc>
+          <w:tcPr>
+            <w:tcW w:w="2410" w:type="dxa"/>
+          </w:tcPr>
+          <w:p>
+            <w:pPr>
+              <w:rPr>
+                <w:rFonts w:ascii="Arial" w:hAnsi="Arial" w:cs="Arial"/>
+                <w:sz w:val="20"/>
+                <w:szCs w:val="20"/>
+              </w:rPr>
+            </w:pPr>
+          </w:p>
+        </w:tc>
+        <w:tc>
+          <w:tcPr>
+            <w:tcW w:w="2410" w:type="dxa"/>
+          </w:tcPr>
+          <w:p>
+            <w:pPr>
+              <w:rPr>
+                <w:rFonts w:ascii="Arial" w:hAnsi="Arial" w:cs="Arial"/>
+                <w:sz w:val="20"/>
+                <w:szCs w:val="20"/>
+              </w:rPr>
+            </w:pPr>
+          </w:p>
+        </w:tc>
+        <w:tc>
+          <w:tcPr>
+            <w:tcW w:w="1271" w:type="dxa"/>
+          </w:tcPr>
+          <w:p>
+            <w:pPr>
+              <w:rPr>
+                <w:rFonts w:ascii="Arial" w:hAnsi="Arial" w:cs="Arial"/>
+                <w:sz w:val="20"/>
+                <w:szCs w:val="20"/>
+              </w:rPr>
+            </w:pPr>
+          </w:p>
+        </w:tc>
+        <w:tc>
+          <w:tcPr>
+            <w:tcW w:w="992" w:type="dxa"/>
+          </w:tcPr>
+          <w:p>
+            <w:pPr>
+              <w:rPr>
+                <w:rFonts w:ascii="Arial" w:hAnsi="Arial" w:cs="Arial"/>
+                <w:sz w:val="20"/>
+                <w:szCs w:val="20"/>
+              </w:rPr>
+            </w:pPr>
+          </w:p>
+        </w:tc>
+      </w:tr>
+      <w:tr>
+        <w:trPr>
+          <w:trHeight w:val="340" w:hRule="exact"/>
+        </w:trPr>
+        <w:tc>
+          <w:tcPr>
+            <w:tcW w:w="846" w:type="dxa"/>
+          </w:tcPr>
+          <w:p>
+            <w:pPr>
+              <w:rPr>
+                <w:rFonts w:ascii="Arial" w:hAnsi="Arial" w:cs="Arial"/>
+                <w:sz w:val="20"/>
+                <w:szCs w:val="20"/>
+              </w:rPr>
+            </w:pPr>
+            <w:r>
+              <w:rPr>
+                <w:rFonts w:ascii="Arial" w:hAnsi="Arial" w:cs="Arial"/>
+                <w:sz w:val="20"/>
+                <w:szCs w:val="20"/>
+              </w:rPr>
+              <w:t>34</w:t>
+            </w:r>
+          </w:p>
+        </w:tc>
+        <w:tc>
+          <w:tcPr>
+            <w:tcW w:w="1843" w:type="dxa"/>
+          </w:tcPr>
+          <w:p>
+            <w:pPr>
+              <w:rPr>
+                <w:rFonts w:ascii="Arial" w:hAnsi="Arial" w:cs="Arial"/>
+                <w:sz w:val="20"/>
+                <w:szCs w:val="20"/>
+              </w:rPr>
+            </w:pPr>
+            <w:r>
+              <w:t>${nachname34}</w:t>
+            </w:r>
+          </w:p>
+        </w:tc>
+        <w:tc>
+          <w:tcPr>
+            <w:tcW w:w="1701" w:type="dxa"/>
+          </w:tcPr>
+          <w:p>
+            <w:pPr>
+              <w:rPr>
+                <w:rFonts w:ascii="Arial" w:hAnsi="Arial" w:cs="Arial"/>
+                <w:sz w:val="20"/>
+                <w:szCs w:val="20"/>
+              </w:rPr>
+            </w:pPr>
+            <w:r>
+              <w:t>${vorname34}</w:t>
             </w:r>
           </w:p>
         </w:tc>

--- a/storage/vorlage/projekte/bop/word/pa/Anwesenheitsliste-PA.docx
+++ b/storage/vorlage/projekte/bop/word/pa/Anwesenheitsliste-PA.docx
@@ -1696,7 +1696,7 @@
       </w:tr>
       <w:tr>
         <w:trPr>
-          <w:trHeight w:val="340" w:hRule="exact"/>
+          <w:trHeight w:val="409" w:hRule="exact"/>
         </w:trPr>
         <w:tc>
           <w:tcPr>
@@ -1813,7 +1813,7 @@
       </w:tr>
       <w:tr>
         <w:trPr>
-          <w:trHeight w:val="340" w:hRule="exact"/>
+          <w:trHeight w:val="409" w:hRule="exact"/>
         </w:trPr>
         <w:tc>
           <w:tcPr>
@@ -1930,7 +1930,7 @@
       </w:tr>
       <w:tr>
         <w:trPr>
-          <w:trHeight w:val="340" w:hRule="exact"/>
+          <w:trHeight w:val="409" w:hRule="exact"/>
         </w:trPr>
         <w:tc>
           <w:tcPr>
@@ -2047,7 +2047,7 @@
       </w:tr>
       <w:tr>
         <w:trPr>
-          <w:trHeight w:val="340" w:hRule="exact"/>
+          <w:trHeight w:val="409" w:hRule="exact"/>
         </w:trPr>
         <w:tc>
           <w:tcPr>
@@ -2164,7 +2164,7 @@
       </w:tr>
       <w:tr>
         <w:trPr>
-          <w:trHeight w:val="340" w:hRule="exact"/>
+          <w:trHeight w:val="409" w:hRule="exact"/>
         </w:trPr>
         <w:tc>
           <w:tcPr>
@@ -2281,7 +2281,7 @@
       </w:tr>
       <w:tr>
         <w:trPr>
-          <w:trHeight w:val="340" w:hRule="exact"/>
+          <w:trHeight w:val="409" w:hRule="exact"/>
         </w:trPr>
         <w:tc>
           <w:tcPr>
@@ -2398,7 +2398,7 @@
       </w:tr>
       <w:tr>
         <w:trPr>
-          <w:trHeight w:val="340" w:hRule="exact"/>
+          <w:trHeight w:val="409" w:hRule="exact"/>
         </w:trPr>
         <w:tc>
           <w:tcPr>
@@ -2515,7 +2515,7 @@
       </w:tr>
       <w:tr>
         <w:trPr>
-          <w:trHeight w:val="340" w:hRule="exact"/>
+          <w:trHeight w:val="409" w:hRule="exact"/>
         </w:trPr>
         <w:tc>
           <w:tcPr>
@@ -2632,7 +2632,7 @@
       </w:tr>
       <w:tr>
         <w:trPr>
-          <w:trHeight w:val="340" w:hRule="exact"/>
+          <w:trHeight w:val="409" w:hRule="exact"/>
         </w:trPr>
         <w:tc>
           <w:tcPr>
@@ -2749,7 +2749,7 @@
       </w:tr>
       <w:tr>
         <w:trPr>
-          <w:trHeight w:val="340" w:hRule="exact"/>
+          <w:trHeight w:val="409" w:hRule="exact"/>
         </w:trPr>
         <w:tc>
           <w:tcPr>
@@ -2866,7 +2866,7 @@
       </w:tr>
       <w:tr>
         <w:trPr>
-          <w:trHeight w:val="340" w:hRule="exact"/>
+          <w:trHeight w:val="409" w:hRule="exact"/>
         </w:trPr>
         <w:tc>
           <w:tcPr>
@@ -2983,7 +2983,7 @@
       </w:tr>
       <w:tr>
         <w:trPr>
-          <w:trHeight w:val="340" w:hRule="exact"/>
+          <w:trHeight w:val="409" w:hRule="exact"/>
         </w:trPr>
         <w:tc>
           <w:tcPr>
@@ -3100,7 +3100,7 @@
       </w:tr>
       <w:tr>
         <w:trPr>
-          <w:trHeight w:val="340" w:hRule="exact"/>
+          <w:trHeight w:val="409" w:hRule="exact"/>
         </w:trPr>
         <w:tc>
           <w:tcPr>
@@ -3217,7 +3217,7 @@
       </w:tr>
       <w:tr>
         <w:trPr>
-          <w:trHeight w:val="340" w:hRule="exact"/>
+          <w:trHeight w:val="409" w:hRule="exact"/>
         </w:trPr>
         <w:tc>
           <w:tcPr>
